--- a/Revised_KB_Documents/Supervisor_Target_Articles/Software and Applications/OneDrive Storage.docx
+++ b/Revised_KB_Documents/Supervisor_Target_Articles/Software and Applications/OneDrive Storage.docx
@@ -450,194 +450,40 @@
       <w:r>
         <w:rPr>
           <w:rFonts w:ascii="Calibri" w:hAnsi="Calibri"/>
-          <w:b/>
-          <w:i w:val="0"/>
           <w:sz w:val="22"/>
         </w:rPr>
-        <w:t xml:space="preserve">Access </w:t>
+        <w:t>Access OneDrive using a web browser:</w:t>
+        <w:br/>
+        <w:br/>
+        <w:tab/>
+        <w:t xml:space="preserve">Login to your SMSU Email: </w:t>
       </w:r>
+      <w:hyperlink r:id="rId10">
+        <w:r>
+          <w:rPr>
+            <w:color w:val="0000FF"/>
+            <w:u w:val="single"/>
+          </w:rPr>
+          <w:t>SMSU Official Website</w:t>
+        </w:r>
+      </w:hyperlink>
       <w:r>
         <w:rPr>
           <w:rFonts w:ascii="Calibri" w:hAnsi="Calibri"/>
-          <w:b/>
-          <w:i w:val="0"/>
           <w:sz w:val="22"/>
         </w:rPr>
-        <w:t>OneDrive</w:t>
-      </w:r>
-      <w:r>
-        <w:rPr>
-          <w:rFonts w:ascii="Calibri" w:hAnsi="Calibri"/>
-          <w:b/>
-          <w:i w:val="0"/>
-          <w:sz w:val="22"/>
-        </w:rPr>
-        <w:t xml:space="preserve"> using a web browser:</w:t>
-      </w:r>
-      <w:r>
-        <w:rPr>
-          <w:rFonts w:ascii="Calibri" w:hAnsi="Calibri"/>
-          <w:b w:val="0"/>
-          <w:i w:val="0"/>
-          <w:sz w:val="22"/>
-        </w:rPr>
+        <w:t xml:space="preserve">   </w:t>
         <w:br/>
+        <w:t>Login using your StarID@minstate.edu (Faculty and Staff) or StarID@go.minnstate.edu (Students)</w:t>
         <w:br/>
-        <w:tab/>
-      </w:r>
-      <w:r>
-        <w:rPr>
-          <w:rFonts w:ascii="Calibri" w:hAnsi="Calibri"/>
-          <w:b/>
-          <w:i w:val="0"/>
-          <w:sz w:val="22"/>
-        </w:rPr>
-        <w:t xml:space="preserve">Login to your SMSU Email: https://www.smsu.edu/email/index.html   </w:t>
-        <w:br/>
-        <w:t xml:space="preserve">Login using your </w:t>
-      </w:r>
-      <w:r>
-        <w:rPr>
-          <w:rFonts w:ascii="Calibri" w:hAnsi="Calibri"/>
-          <w:b/>
-          <w:i w:val="0"/>
-          <w:sz w:val="22"/>
-        </w:rPr>
-        <w:t>StarID</w:t>
-      </w:r>
-      <w:r>
-        <w:rPr>
-          <w:rFonts w:ascii="Calibri" w:hAnsi="Calibri"/>
-          <w:b/>
-          <w:i w:val="0"/>
-          <w:sz w:val="22"/>
-        </w:rPr>
-        <w:t xml:space="preserve">@minstate.edu (Faculty and Staff) or </w:t>
-      </w:r>
-      <w:r>
-        <w:rPr>
-          <w:rFonts w:ascii="Calibri" w:hAnsi="Calibri"/>
-          <w:b/>
-          <w:i w:val="0"/>
-          <w:sz w:val="22"/>
-        </w:rPr>
-        <w:t>StarID</w:t>
-      </w:r>
-      <w:r>
-        <w:rPr>
-          <w:rFonts w:ascii="Calibri" w:hAnsi="Calibri"/>
-          <w:b/>
-          <w:i w:val="0"/>
-          <w:sz w:val="22"/>
-        </w:rPr>
-        <w:t>@go.minnstate.edu (Students)</w:t>
-        <w:br/>
-        <w:t xml:space="preserve">To access </w:t>
-      </w:r>
-      <w:r>
-        <w:rPr>
-          <w:rFonts w:ascii="Calibri" w:hAnsi="Calibri"/>
-          <w:b/>
-          <w:i w:val="0"/>
-          <w:sz w:val="22"/>
-        </w:rPr>
-        <w:t>OneDrive</w:t>
-      </w:r>
-      <w:r>
-        <w:rPr>
-          <w:rFonts w:ascii="Calibri" w:hAnsi="Calibri"/>
-          <w:b/>
-          <w:i w:val="0"/>
-          <w:sz w:val="22"/>
-        </w:rPr>
-        <w:t xml:space="preserve"> while logged into your email, click on </w:t>
-      </w:r>
-      <w:r>
-        <w:rPr>
-          <w:rFonts w:ascii="Calibri" w:hAnsi="Calibri"/>
-          <w:b/>
-          <w:i w:val="0"/>
-          <w:sz w:val="22"/>
-        </w:rPr>
-        <w:t>Apps</w:t>
-      </w:r>
-      <w:r>
-        <w:rPr>
-          <w:rFonts w:ascii="Calibri" w:hAnsi="Calibri"/>
-          <w:b/>
-          <w:i w:val="0"/>
-          <w:sz w:val="22"/>
-        </w:rPr>
-        <w:t xml:space="preserve"> in the menu located on left side of the page.</w:t>
+        <w:t>To access OneDrive while logged into your email, click on Apps in the menu located on left side of the page.</w:t>
         <w:br/>
         <w:br/>
         <w:br/>
         <w:t xml:space="preserve"> </w:t>
         <w:br/>
-        <w:t xml:space="preserve">On the </w:t>
-      </w:r>
-      <w:r>
-        <w:rPr>
-          <w:rFonts w:ascii="Calibri" w:hAnsi="Calibri"/>
-          <w:b/>
-          <w:i w:val="0"/>
-          <w:sz w:val="22"/>
-        </w:rPr>
-        <w:t>Apps</w:t>
-      </w:r>
-      <w:r>
-        <w:rPr>
-          <w:rFonts w:ascii="Calibri" w:hAnsi="Calibri"/>
-          <w:b/>
-          <w:i w:val="0"/>
-          <w:sz w:val="22"/>
-        </w:rPr>
-        <w:t xml:space="preserve"> screen, click the </w:t>
-      </w:r>
-      <w:r>
-        <w:rPr>
-          <w:rFonts w:ascii="Calibri" w:hAnsi="Calibri"/>
-          <w:b/>
-          <w:i w:val="0"/>
-          <w:sz w:val="22"/>
-        </w:rPr>
-        <w:t>OneDrive</w:t>
-      </w:r>
-      <w:r>
-        <w:rPr>
-          <w:rFonts w:ascii="Calibri" w:hAnsi="Calibri"/>
-          <w:b/>
-          <w:i w:val="0"/>
-          <w:sz w:val="22"/>
-        </w:rPr>
-        <w:t xml:space="preserve"> icon to access your </w:t>
-      </w:r>
-      <w:r>
-        <w:rPr>
-          <w:rFonts w:ascii="Calibri" w:hAnsi="Calibri"/>
-          <w:b/>
-          <w:i w:val="0"/>
-          <w:sz w:val="22"/>
-        </w:rPr>
-        <w:t>OneDrive</w:t>
-      </w:r>
-      <w:r>
-        <w:rPr>
-          <w:rFonts w:ascii="Calibri" w:hAnsi="Calibri"/>
-          <w:b/>
-          <w:i w:val="0"/>
-          <w:sz w:val="22"/>
-        </w:rPr>
-        <w:t xml:space="preserve"> account.</w:t>
+        <w:t>On the Apps screen, click the OneDrive icon to access your OneDrive account.</w:t>
         <w:br/>
-      </w:r>
-      <w:r>
-        <w:rPr>
-          <w:rFonts w:ascii="Calibri" w:hAnsi="Calibri"/>
-          <w:b w:val="0"/>
-          <w:i w:val="0"/>
-          <w:sz w:val="22"/>
-        </w:rPr>
         <w:br/>
         <w:tab/>
       </w:r>
@@ -647,51 +493,15 @@
         <w:pStyle w:val="ListNumber"/>
         <w:spacing w:line="276" w:lineRule="auto" w:after="80"/>
       </w:pPr>
-      <w:r>
-        <w:rPr>
-          <w:rFonts w:ascii="Calibri" w:hAnsi="Calibri"/>
-          <w:b w:val="0"/>
-          <w:i w:val="0"/>
-          <w:sz w:val="22"/>
-        </w:rPr>
-        <w:t xml:space="preserve">Login to your </w:t>
-      </w:r>
-      <w:r>
-        <w:rPr>
-          <w:rFonts w:ascii="Calibri" w:hAnsi="Calibri"/>
-          <w:b/>
-          <w:i w:val="0"/>
-          <w:sz w:val="22"/>
-        </w:rPr>
-        <w:t>SMSU Email</w:t>
-      </w:r>
-      <w:r>
-        <w:rPr>
-          <w:rFonts w:ascii="Calibri" w:hAnsi="Calibri"/>
-          <w:b w:val="0"/>
-          <w:i w:val="0"/>
-          <w:sz w:val="22"/>
-        </w:rPr>
-        <w:t xml:space="preserve">: </w:t>
-      </w:r>
       <w:hyperlink r:id="rId10">
         <w:r>
           <w:rPr>
             <w:color w:val="0000FF"/>
             <w:u w:val="single"/>
           </w:rPr>
-          <w:t>https://www.smsu.edu/email/index.html</w:t>
+          <w:t>Login to your SMSU Email</w:t>
         </w:r>
       </w:hyperlink>
-      <w:r>
-        <w:rPr>
-          <w:rFonts w:ascii="Calibri" w:hAnsi="Calibri"/>
-          <w:b w:val="0"/>
-          <w:i w:val="0"/>
-          <w:sz w:val="22"/>
-        </w:rPr>
-        <w:t xml:space="preserve">   </w:t>
-      </w:r>
     </w:p>
     <w:p>
       <w:pPr>
